--- a/data/ai_texts/AI_text_181.docx
+++ b/data/ai_texts/AI_text_181.docx
@@ -24,7 +24,7 @@
     </w:p>
     <w:p>
       <w:r>
-        <w:t>Identifying potential safety risks within the agency context is a critical step in developing an effective general safety plan. These risks may include environmental hazards, such as poorly lit areas or unsecured entrances, which could compromise the safety of both staff and clients. To mitigate these risks, agencies should implement preparation measures that include regular safety audits and staff training on emergency protocols. Ensuring that client meetings are conducted safely requires adherence to established policies, such as maintaining confidentiality and understanding the specific needs of vulnerable populations (Ref-f518731). By aligning these preparation steps with agency and university guidelines, the safety plan not only addresses immediate threats but also fosters a culture of awareness and professionalism within the agency.</w:t>
+        <w:t>Identifying potential safety risks within the agency context is a critical step in developing an effective general safety plan. These risks may include environmental hazards, such as poorly lit areas or unsecured entrances, which could compromise the safety of both staff and clients. To mitigate these risks, agencies should implement preparation measures that include regular safety audits and staff training on emergency protocols. Ensuring that client meetings are conducted safely requires adherence to established policies, such as maintaining confidentiality and understanding the specific needs of vulnerable populations (Ref-f142255). By aligning these preparation steps with agency and university guidelines, the safety plan not only addresses immediate threats but also fosters a culture of awareness and professionalism within the agency.</w:t>
       </w:r>
     </w:p>
     <w:p>
@@ -34,7 +34,7 @@
     </w:p>
     <w:p>
       <w:r>
-        <w:t>In addressing unsafe situations, it is imperative that agencies adopt comprehensive emergency procedures that are clearly communicated and regularly practiced by all personnel. These procedures should include evacuation plans, communication protocols, and immediate response actions tailored to various types of emergencies. Additionally, managing agitated or escalated clients requires specific strategies, including de-escalation techniques and staff training to handle such encounters effectively. According to Stewart and Reeves, understanding the root causes of agitation and implementing targeted interventions can significantly reduce the risk of harm to both clients and staff (Ref-s175953). Agencies must ensure that these strategies are integrated into their operational guidelines, aligning them with best practices to maintain a safe and supportive environment for all involved.</w:t>
+        <w:t>In addressing unsafe situations, it is imperative that agencies adopt comprehensive emergency procedures that are clearly communicated and regularly practiced by all personnel. These procedures should include evacuation plans, communication protocols, and immediate response actions tailored to various types of emergencies. Additionally, managing agitated or escalated clients requires specific strategies, including de-escalation techniques and staff training to handle such encounters effectively. According to Stewart and Reeves, understanding the root causes of agitation and implementing targeted interventions can significantly reduce the risk of harm to both clients and staff (Ref-f776638). Agencies must ensure that these strategies are integrated into their operational guidelines, aligning them with best practices to maintain a safe and supportive environment for all involved.</w:t>
       </w:r>
     </w:p>
     <w:p>
@@ -44,7 +44,7 @@
     </w:p>
     <w:p>
       <w:r>
-        <w:t>To enhance professionalism and field experience, agencies must provide comprehensive training on safety protocols, ensuring alignment with both agency and university policies. Effective training programs should cover emergency response, risk assessment, and de-escalation techniques, equipping staff with the skills necessary to handle potential threats. According to Smith et al., agencies can mitigate social risk factors by connecting individuals to community resources, underscoring the importance of policy-driven training initiatives (Ref-s359630). By integrating these training efforts within existing policy frameworks, agencies not only adhere to regulatory requirements but also promote a culture of safety and professionalism. This alignment fosters a structured environment where field experiences are enhanced, contributing to the development of competent and confident professionals capable of navigating complex safety challenges.</w:t>
+        <w:t>To enhance professionalism and field experience, agencies must provide comprehensive training on safety protocols, ensuring alignment with both agency and university policies. Effective training programs should cover emergency response, risk assessment, and de-escalation techniques, equipping staff with the skills necessary to handle potential threats. According to Smith et al., agencies can mitigate social risk factors by connecting individuals to community resources, underscoring the importance of policy-driven training initiatives (Ref-u400559). By integrating these training efforts within existing policy frameworks, agencies not only adhere to regulatory requirements but also promote a culture of safety and professionalism. This alignment fosters a structured environment where field experiences are enhanced, contributing to the development of competent and confident professionals capable of navigating complex safety challenges.</w:t>
       </w:r>
     </w:p>
     <w:p>
